--- a/materials/Player.docx
+++ b/materials/Player.docx
@@ -143,7 +143,10 @@
           </w:tcPr>
           <w:p>
             <w:r>
-              <w:t>speed</w:t>
+              <w:rPr>
+                <w:rFonts w:hint="eastAsia"/>
+              </w:rPr>
+              <w:t>radius</w:t>
             </w:r>
           </w:p>
         </w:tc>
@@ -152,8 +155,34 @@
             <w:tcW w:w="6860" w:type="dxa"/>
           </w:tcPr>
           <w:p>
-            <w:r>
-              <w:t>左右移動の速度</w:t>
+            <w:pPr>
+              <w:rPr>
+                <w:rFonts w:hint="eastAsia"/>
+              </w:rPr>
+            </w:pPr>
+            <w:r>
+              <w:rPr>
+                <w:rFonts w:hint="eastAsia"/>
+              </w:rPr>
+              <w:t>当たり判定用の半径</w:t>
+            </w:r>
+            <w:r>
+              <w:rPr>
+                <w:rFonts w:hint="eastAsia"/>
+              </w:rPr>
+              <w:t>(</w:t>
+            </w:r>
+            <w:r>
+              <w:rPr>
+                <w:rFonts w:hint="eastAsia"/>
+              </w:rPr>
+              <w:t>円扱い</w:t>
+            </w:r>
+            <w:r>
+              <w:rPr>
+                <w:rFonts w:hint="eastAsia"/>
+              </w:rPr>
+              <w:t>)</w:t>
             </w:r>
           </w:p>
         </w:tc>
@@ -165,7 +194,35 @@
           </w:tcPr>
           <w:p>
             <w:r>
-              <w:t>lives</w:t>
+              <w:t>speed</w:t>
+            </w:r>
+          </w:p>
+        </w:tc>
+        <w:tc>
+          <w:tcPr>
+            <w:tcW w:w="6860" w:type="dxa"/>
+          </w:tcPr>
+          <w:p>
+            <w:r>
+              <w:t>左右移動の速度</w:t>
+            </w:r>
+          </w:p>
+        </w:tc>
+      </w:tr>
+      <w:tr>
+        <w:tc>
+          <w:tcPr>
+            <w:tcW w:w="2500" w:type="dxa"/>
+          </w:tcPr>
+          <w:p>
+            <w:r>
+              <w:t>li</w:t>
+            </w:r>
+            <w:r>
+              <w:rPr>
+                <w:rFonts w:hint="eastAsia"/>
+              </w:rPr>
+              <w:t>fe</w:t>
             </w:r>
           </w:p>
         </w:tc>
@@ -344,7 +401,22 @@
           </w:tcPr>
           <w:p>
             <w:r>
-              <w:t>move(mouseX)</w:t>
+              <w:rPr>
+                <w:rFonts w:hint="eastAsia"/>
+              </w:rPr>
+              <w:t>setMousePosition</w:t>
+            </w:r>
+            <w:r>
+              <w:t>(m</w:t>
+            </w:r>
+            <w:r>
+              <w:rPr>
+                <w:rFonts w:hint="eastAsia"/>
+              </w:rPr>
+              <w:t>x</w:t>
+            </w:r>
+            <w:r>
+              <w:t>)</w:t>
             </w:r>
           </w:p>
         </w:tc>
@@ -400,7 +472,10 @@
           </w:tcPr>
           <w:p>
             <w:r>
-              <w:t>takeDamage()</w:t>
+              <w:rPr>
+                <w:rFonts w:hint="eastAsia"/>
+              </w:rPr>
+              <w:t>getAttribute()</w:t>
             </w:r>
           </w:p>
         </w:tc>
@@ -410,13 +485,25 @@
           </w:tcPr>
           <w:p>
             <w:r>
-              <w:t>敵や敵弾に当たった時の処理。無敵中は無視、それ以外は残機を</w:t>
-            </w:r>
-            <w:r>
-              <w:t>1</w:t>
-            </w:r>
-            <w:r>
-              <w:t>減らす</w:t>
+              <w:rPr>
+                <w:rFonts w:hint="eastAsia"/>
+              </w:rPr>
+              <w:t>現在選択中の弾属性</w:t>
+            </w:r>
+            <w:r>
+              <w:t>（</w:t>
+            </w:r>
+            <w:r>
+              <w:t>ATTR_WATER</w:t>
+            </w:r>
+            <w:r>
+              <w:t>等）</w:t>
+            </w:r>
+            <w:r>
+              <w:rPr>
+                <w:rFonts w:hint="eastAsia"/>
+              </w:rPr>
+              <w:t>を返す</w:t>
             </w:r>
           </w:p>
         </w:tc>
@@ -428,7 +515,35 @@
           </w:tcPr>
           <w:p>
             <w:r>
-              <w:t>activateInvincible(duration)</w:t>
+              <w:t>takeDamage()</w:t>
+            </w:r>
+          </w:p>
+        </w:tc>
+        <w:tc>
+          <w:tcPr>
+            <w:tcW w:w="6360" w:type="dxa"/>
+          </w:tcPr>
+          <w:p>
+            <w:r>
+              <w:t>敵や敵弾に当たった時の処理。無敵中は無視、それ以外は残機を</w:t>
+            </w:r>
+            <w:r>
+              <w:t>1</w:t>
+            </w:r>
+            <w:r>
+              <w:t>減らす</w:t>
+            </w:r>
+          </w:p>
+        </w:tc>
+      </w:tr>
+      <w:tr>
+        <w:tc>
+          <w:tcPr>
+            <w:tcW w:w="3000" w:type="dxa"/>
+          </w:tcPr>
+          <w:p>
+            <w:r>
+              <w:t>setInvincible(time)</w:t>
             </w:r>
           </w:p>
         </w:tc>
@@ -531,6 +646,44 @@
     </w:sectPr>
   </w:body>
 </w:document>
+</file>
+
+<file path=word/endnotes.xml><?xml version="1.0" encoding="utf-8"?>
+<w:endnotes xmlns:wpc="http://schemas.microsoft.com/office/word/2010/wordprocessingCanvas" xmlns:cx="http://schemas.microsoft.com/office/drawing/2014/chartex" xmlns:cx1="http://schemas.microsoft.com/office/drawing/2015/9/8/chartex" xmlns:cx2="http://schemas.microsoft.com/office/drawing/2015/10/21/chartex" xmlns:cx3="http://schemas.microsoft.com/office/drawing/2016/5/9/chartex" xmlns:cx4="http://schemas.microsoft.com/office/drawing/2016/5/10/chartex" xmlns:cx5="http://schemas.microsoft.com/office/drawing/2016/5/11/chartex" xmlns:cx6="http://schemas.microsoft.com/office/drawing/2016/5/12/chartex" xmlns:cx7="http://schemas.microsoft.com/office/drawing/2016/5/13/chartex" xmlns:cx8="http://schemas.microsoft.com/office/drawing/2016/5/14/chartex" xmlns:mc="http://schemas.openxmlformats.org/markup-compatibility/2006" xmlns:aink="http://schemas.microsoft.com/office/drawing/2016/ink" xmlns:am3d="http://schemas.microsoft.com/office/drawing/2017/model3d" xmlns:o="urn:schemas-microsoft-com:office:office" xmlns:oel="http://schemas.microsoft.com/office/2019/extlst" xmlns:r="http://schemas.openxmlformats.org/officeDocument/2006/relationships" xmlns:m="http://schemas.openxmlformats.org/officeDocument/2006/math" xmlns:v="urn:schemas-microsoft-com:vml" xmlns:wp14="http://schemas.microsoft.com/office/word/2010/wordprocessingDrawing" xmlns:wp="http://schemas.openxmlformats.org/drawingml/2006/wordprocessingDrawing" xmlns:w10="urn:schemas-microsoft-com:office:word" xmlns:w="http://schemas.openxmlformats.org/wordprocessingml/2006/main" xmlns:w14="http://schemas.microsoft.com/office/word/2010/wordml" xmlns:w15="http://schemas.microsoft.com/office/word/2012/wordml" xmlns:w16cex="http://schemas.microsoft.com/office/word/2018/wordml/cex" xmlns:w16cid="http://schemas.microsoft.com/office/word/2016/wordml/cid" xmlns:w16="http://schemas.microsoft.com/office/word/2018/wordml" xmlns:w16du="http://schemas.microsoft.com/office/word/2023/wordml/word16du" xmlns:w16sdtdh="http://schemas.microsoft.com/office/word/2020/wordml/sdtdatahash" xmlns:w16sdtfl="http://schemas.microsoft.com/office/word/2024/wordml/sdtformatlock" xmlns:w16se="http://schemas.microsoft.com/office/word/2015/wordml/symex" xmlns:wpg="http://schemas.microsoft.com/office/word/2010/wordprocessingGroup" xmlns:wpi="http://schemas.microsoft.com/office/word/2010/wordprocessingInk" xmlns:wne="http://schemas.microsoft.com/office/word/2006/wordml" xmlns:wps="http://schemas.microsoft.com/office/word/2010/wordprocessingShape" mc:Ignorable="w14 w15 w16se w16cid w16 w16cex w16sdtdh w16sdtfl w16du wp14">
+  <w:endnote w:type="separator" w:id="-1">
+    <w:p>
+      <w:r>
+        <w:separator/>
+      </w:r>
+    </w:p>
+  </w:endnote>
+  <w:endnote w:type="continuationSeparator" w:id="0">
+    <w:p>
+      <w:r>
+        <w:continuationSeparator/>
+      </w:r>
+    </w:p>
+  </w:endnote>
+</w:endnotes>
+</file>
+
+<file path=word/footnotes.xml><?xml version="1.0" encoding="utf-8"?>
+<w:footnotes xmlns:wpc="http://schemas.microsoft.com/office/word/2010/wordprocessingCanvas" xmlns:cx="http://schemas.microsoft.com/office/drawing/2014/chartex" xmlns:cx1="http://schemas.microsoft.com/office/drawing/2015/9/8/chartex" xmlns:cx2="http://schemas.microsoft.com/office/drawing/2015/10/21/chartex" xmlns:cx3="http://schemas.microsoft.com/office/drawing/2016/5/9/chartex" xmlns:cx4="http://schemas.microsoft.com/office/drawing/2016/5/10/chartex" xmlns:cx5="http://schemas.microsoft.com/office/drawing/2016/5/11/chartex" xmlns:cx6="http://schemas.microsoft.com/office/drawing/2016/5/12/chartex" xmlns:cx7="http://schemas.microsoft.com/office/drawing/2016/5/13/chartex" xmlns:cx8="http://schemas.microsoft.com/office/drawing/2016/5/14/chartex" xmlns:mc="http://schemas.openxmlformats.org/markup-compatibility/2006" xmlns:aink="http://schemas.microsoft.com/office/drawing/2016/ink" xmlns:am3d="http://schemas.microsoft.com/office/drawing/2017/model3d" xmlns:o="urn:schemas-microsoft-com:office:office" xmlns:oel="http://schemas.microsoft.com/office/2019/extlst" xmlns:r="http://schemas.openxmlformats.org/officeDocument/2006/relationships" xmlns:m="http://schemas.openxmlformats.org/officeDocument/2006/math" xmlns:v="urn:schemas-microsoft-com:vml" xmlns:wp14="http://schemas.microsoft.com/office/word/2010/wordprocessingDrawing" xmlns:wp="http://schemas.openxmlformats.org/drawingml/2006/wordprocessingDrawing" xmlns:w10="urn:schemas-microsoft-com:office:word" xmlns:w="http://schemas.openxmlformats.org/wordprocessingml/2006/main" xmlns:w14="http://schemas.microsoft.com/office/word/2010/wordml" xmlns:w15="http://schemas.microsoft.com/office/word/2012/wordml" xmlns:w16cex="http://schemas.microsoft.com/office/word/2018/wordml/cex" xmlns:w16cid="http://schemas.microsoft.com/office/word/2016/wordml/cid" xmlns:w16="http://schemas.microsoft.com/office/word/2018/wordml" xmlns:w16du="http://schemas.microsoft.com/office/word/2023/wordml/word16du" xmlns:w16sdtdh="http://schemas.microsoft.com/office/word/2020/wordml/sdtdatahash" xmlns:w16sdtfl="http://schemas.microsoft.com/office/word/2024/wordml/sdtformatlock" xmlns:w16se="http://schemas.microsoft.com/office/word/2015/wordml/symex" xmlns:wpg="http://schemas.microsoft.com/office/word/2010/wordprocessingGroup" xmlns:wpi="http://schemas.microsoft.com/office/word/2010/wordprocessingInk" xmlns:wne="http://schemas.microsoft.com/office/word/2006/wordml" xmlns:wps="http://schemas.microsoft.com/office/word/2010/wordprocessingShape" mc:Ignorable="w14 w15 w16se w16cid w16 w16cex w16sdtdh w16sdtfl w16du wp14">
+  <w:footnote w:type="separator" w:id="-1">
+    <w:p>
+      <w:r>
+        <w:separator/>
+      </w:r>
+    </w:p>
+  </w:footnote>
+  <w:footnote w:type="continuationSeparator" w:id="0">
+    <w:p>
+      <w:r>
+        <w:continuationSeparator/>
+      </w:r>
+    </w:p>
+  </w:footnote>
+</w:footnotes>
 </file>
 
 <file path=word/styles.xml><?xml version="1.0" encoding="utf-8"?>
@@ -1180,7 +1333,6 @@
   <w:style w:type="character" w:default="1" w:styleId="a0">
     <w:name w:val="Default Paragraph Font"/>
     <w:uiPriority w:val="1"/>
-    <w:semiHidden/>
     <w:unhideWhenUsed/>
   </w:style>
   <w:style w:type="table" w:default="1" w:styleId="a1">
@@ -1510,6 +1662,64 @@
       <w:smallCaps/>
       <w:color w:val="0F4761" w:themeColor="accent1" w:themeShade="BF"/>
       <w:spacing w:val="5"/>
+    </w:rPr>
+  </w:style>
+  <w:style w:type="paragraph" w:styleId="aa">
+    <w:name w:val="header"/>
+    <w:basedOn w:val="a"/>
+    <w:link w:val="ab"/>
+    <w:uiPriority w:val="99"/>
+    <w:unhideWhenUsed/>
+    <w:rsid w:val="00B1727D"/>
+    <w:pPr>
+      <w:tabs>
+        <w:tab w:val="center" w:pos="4252"/>
+        <w:tab w:val="right" w:pos="8504"/>
+      </w:tabs>
+      <w:snapToGrid w:val="0"/>
+    </w:pPr>
+  </w:style>
+  <w:style w:type="character" w:customStyle="1" w:styleId="ab">
+    <w:name w:val="ヘッダー (文字)"/>
+    <w:basedOn w:val="a0"/>
+    <w:link w:val="aa"/>
+    <w:uiPriority w:val="99"/>
+    <w:rsid w:val="00B1727D"/>
+    <w:rPr>
+      <w:rFonts w:ascii="Times New Roman" w:hAnsi="Times New Roman" w:cs="Times New Roman"/>
+      <w:kern w:val="0"/>
+      <w:sz w:val="20"/>
+      <w:szCs w:val="20"/>
+      <w14:ligatures w14:val="none"/>
+    </w:rPr>
+  </w:style>
+  <w:style w:type="paragraph" w:styleId="ac">
+    <w:name w:val="footer"/>
+    <w:basedOn w:val="a"/>
+    <w:link w:val="ad"/>
+    <w:uiPriority w:val="99"/>
+    <w:unhideWhenUsed/>
+    <w:rsid w:val="00B1727D"/>
+    <w:pPr>
+      <w:tabs>
+        <w:tab w:val="center" w:pos="4252"/>
+        <w:tab w:val="right" w:pos="8504"/>
+      </w:tabs>
+      <w:snapToGrid w:val="0"/>
+    </w:pPr>
+  </w:style>
+  <w:style w:type="character" w:customStyle="1" w:styleId="ad">
+    <w:name w:val="フッター (文字)"/>
+    <w:basedOn w:val="a0"/>
+    <w:link w:val="ac"/>
+    <w:uiPriority w:val="99"/>
+    <w:rsid w:val="00B1727D"/>
+    <w:rPr>
+      <w:rFonts w:ascii="Times New Roman" w:hAnsi="Times New Roman" w:cs="Times New Roman"/>
+      <w:kern w:val="0"/>
+      <w:sz w:val="20"/>
+      <w:szCs w:val="20"/>
+      <w14:ligatures w14:val="none"/>
     </w:rPr>
   </w:style>
 </w:styles>
